--- a/AUTORIZACIÓN PARA EL TRATAMIENTO DE DATOS PERSONALES - ERM.docx
+++ b/AUTORIZACIÓN PARA EL TRATAMIENTO DE DATOS PERSONALES - ERM.docx
@@ -21,23 +21,33 @@
           <w14:ligatures w14:val="standardContextual"/>
         </w:rPr>
         <w:drawing>
-          <wp:anchor distT="0" distB="0" distL="114300" distR="114300" simplePos="0" relativeHeight="251658240" behindDoc="1" locked="0" layoutInCell="1" allowOverlap="1" wp14:anchorId="703CD254" wp14:editId="4E8139B5">
+          <wp:anchor distT="0" distB="0" distL="114300" distR="114300" simplePos="0" relativeHeight="251658240" behindDoc="1" locked="0" layoutInCell="1" allowOverlap="1" wp14:anchorId="703CD254" wp14:editId="35EA7D7C">
             <wp:simplePos x="0" y="0"/>
             <wp:positionH relativeFrom="margin">
-              <wp:posOffset>-201706</wp:posOffset>
+              <wp:posOffset>-200025</wp:posOffset>
             </wp:positionH>
             <wp:positionV relativeFrom="margin">
-              <wp:posOffset>-812800</wp:posOffset>
+              <wp:posOffset>-810754</wp:posOffset>
             </wp:positionV>
-            <wp:extent cx="1498600" cy="812800"/>
+            <wp:extent cx="1286510" cy="726440"/>
             <wp:effectExtent l="0" t="0" r="0" b="0"/>
             <wp:wrapTight wrapText="bothSides">
               <wp:wrapPolygon edited="0">
-                <wp:start x="0" y="0"/>
-                <wp:lineTo x="0" y="21263"/>
-                <wp:lineTo x="21417" y="21263"/>
-                <wp:lineTo x="21417" y="0"/>
-                <wp:lineTo x="0" y="0"/>
+                <wp:start x="7889" y="378"/>
+                <wp:lineTo x="8316" y="7175"/>
+                <wp:lineTo x="4904" y="9441"/>
+                <wp:lineTo x="3198" y="11329"/>
+                <wp:lineTo x="3198" y="13217"/>
+                <wp:lineTo x="0" y="16993"/>
+                <wp:lineTo x="0" y="20392"/>
+                <wp:lineTo x="21323" y="20392"/>
+                <wp:lineTo x="21323" y="17371"/>
+                <wp:lineTo x="17911" y="13217"/>
+                <wp:lineTo x="18338" y="10573"/>
+                <wp:lineTo x="17485" y="9063"/>
+                <wp:lineTo x="13647" y="7175"/>
+                <wp:lineTo x="13220" y="378"/>
+                <wp:lineTo x="7889" y="378"/>
               </wp:wrapPolygon>
             </wp:wrapTight>
             <wp:docPr id="1323118924" name="Imagen 1"/>
@@ -48,29 +58,38 @@
               <a:graphicData uri="http://schemas.openxmlformats.org/drawingml/2006/picture">
                 <pic:pic xmlns:pic="http://schemas.openxmlformats.org/drawingml/2006/picture">
                   <pic:nvPicPr>
-                    <pic:cNvPr id="1323118924" name="Imagen 1323118924"/>
+                    <pic:cNvPr id="1323118924" name="Imagen 1"/>
                     <pic:cNvPicPr/>
                   </pic:nvPicPr>
-                  <pic:blipFill>
-                    <a:blip r:embed="rId6">
+                  <pic:blipFill rotWithShape="1">
+                    <a:blip r:embed="rId6" cstate="print">
                       <a:extLst>
                         <a:ext uri="{28A0092B-C50C-407E-A947-70E740481C1C}">
                           <a14:useLocalDpi xmlns:a14="http://schemas.microsoft.com/office/drawing/2010/main" val="0"/>
                         </a:ext>
                       </a:extLst>
                     </a:blip>
+                    <a:srcRect t="-7773" b="-8663"/>
                     <a:stretch>
                       <a:fillRect/>
                     </a:stretch>
                   </pic:blipFill>
-                  <pic:spPr>
+                  <pic:spPr bwMode="auto">
                     <a:xfrm>
                       <a:off x="0" y="0"/>
-                      <a:ext cx="1498600" cy="812800"/>
+                      <a:ext cx="1286510" cy="726440"/>
                     </a:xfrm>
                     <a:prstGeom prst="rect">
                       <a:avLst/>
                     </a:prstGeom>
+                    <a:ln>
+                      <a:noFill/>
+                    </a:ln>
+                    <a:extLst>
+                      <a:ext uri="{53640926-AAD7-44D8-BBD7-CCE9431645EC}">
+                        <a14:shadowObscured xmlns:a14="http://schemas.microsoft.com/office/drawing/2010/main"/>
+                      </a:ext>
+                    </a:extLst>
                   </pic:spPr>
                 </pic:pic>
               </a:graphicData>
@@ -119,71 +138,7 @@
           <w:sz w:val="21"/>
           <w:szCs w:val="21"/>
         </w:rPr>
-        <w:t>Yo, __________________________________________, identificado(a) con DNI/C.E.</w:t>
-      </w:r>
-      <w:r>
-        <w:rPr>
-          <w:rFonts w:ascii="Arial" w:hAnsi="Arial" w:cs="Arial"/>
-          <w:sz w:val="21"/>
-          <w:szCs w:val="21"/>
-        </w:rPr>
-        <w:t xml:space="preserve">              </w:t>
-      </w:r>
-      <w:r>
-        <w:rPr>
-          <w:rFonts w:ascii="Arial" w:hAnsi="Arial" w:cs="Arial"/>
-          <w:sz w:val="21"/>
-          <w:szCs w:val="21"/>
-        </w:rPr>
-        <w:t>N.°____________, mediante el presente documento otorgo mi consentimiento libre,</w:t>
-      </w:r>
-      <w:r>
-        <w:rPr>
-          <w:rFonts w:ascii="Arial" w:hAnsi="Arial" w:cs="Arial"/>
-          <w:sz w:val="21"/>
-          <w:szCs w:val="21"/>
-        </w:rPr>
-        <w:t xml:space="preserve"> </w:t>
-      </w:r>
-      <w:r>
-        <w:rPr>
-          <w:rFonts w:ascii="Arial" w:hAnsi="Arial" w:cs="Arial"/>
-          <w:sz w:val="21"/>
-          <w:szCs w:val="21"/>
-        </w:rPr>
-        <w:t>previo, informado y expreso a la Oficina Nacional de Procesos Electorales (ONPE) para</w:t>
-      </w:r>
-      <w:r>
-        <w:rPr>
-          <w:rFonts w:ascii="Arial" w:hAnsi="Arial" w:cs="Arial"/>
-          <w:sz w:val="21"/>
-          <w:szCs w:val="21"/>
-        </w:rPr>
-        <w:t xml:space="preserve"> </w:t>
-      </w:r>
-      <w:r>
-        <w:rPr>
-          <w:rFonts w:ascii="Arial" w:hAnsi="Arial" w:cs="Arial"/>
-          <w:sz w:val="21"/>
-          <w:szCs w:val="21"/>
-        </w:rPr>
-        <w:t>el tratamiento de mis datos personales, de conformidad con lo dispuesto en la Ley N.°</w:t>
-      </w:r>
-      <w:r>
-        <w:rPr>
-          <w:rFonts w:ascii="Arial" w:hAnsi="Arial" w:cs="Arial"/>
-          <w:sz w:val="21"/>
-          <w:szCs w:val="21"/>
-        </w:rPr>
-        <w:t xml:space="preserve"> </w:t>
-      </w:r>
-      <w:r>
-        <w:rPr>
-          <w:rFonts w:ascii="Arial" w:hAnsi="Arial" w:cs="Arial"/>
-          <w:sz w:val="21"/>
-          <w:szCs w:val="21"/>
-        </w:rPr>
-        <w:t>29733, Ley de Protección de Datos Personales, y su Reglamento.</w:t>
+        <w:t>Yo, __________________________________________, identificado(a) con DNI/C.E.              N.°____________, mediante el presente documento otorgo mi consentimiento libre, previo, informado y expreso a la Oficina Nacional de Procesos Electorales (ONPE) para el tratamiento de mis datos personales, de conformidad con lo dispuesto en la Ley N.° 29733, Ley de Protección de Datos Personales, y su Reglamento.</w:t>
       </w:r>
     </w:p>
     <w:p>
@@ -224,39 +179,7 @@
           <w:sz w:val="21"/>
           <w:szCs w:val="21"/>
         </w:rPr>
-        <w:t>Los datos personales proporcionados serán utilizados única y exclusivamente para</w:t>
-      </w:r>
-      <w:r>
-        <w:rPr>
-          <w:rFonts w:ascii="Arial" w:hAnsi="Arial" w:cs="Arial"/>
-          <w:sz w:val="21"/>
-          <w:szCs w:val="21"/>
-        </w:rPr>
-        <w:t xml:space="preserve"> </w:t>
-      </w:r>
-      <w:r>
-        <w:rPr>
-          <w:rFonts w:ascii="Arial" w:hAnsi="Arial" w:cs="Arial"/>
-          <w:sz w:val="21"/>
-          <w:szCs w:val="21"/>
-        </w:rPr>
-        <w:t>gestionar el proceso de registro, acceso y uso del módulo especializado de visualización</w:t>
-      </w:r>
-      <w:r>
-        <w:rPr>
-          <w:rFonts w:ascii="Arial" w:hAnsi="Arial" w:cs="Arial"/>
-          <w:sz w:val="21"/>
-          <w:szCs w:val="21"/>
-        </w:rPr>
-        <w:t xml:space="preserve"> </w:t>
-      </w:r>
-      <w:r>
-        <w:rPr>
-          <w:rFonts w:ascii="Arial" w:hAnsi="Arial" w:cs="Arial"/>
-          <w:sz w:val="21"/>
-          <w:szCs w:val="21"/>
-        </w:rPr>
-        <w:t xml:space="preserve">y análisis de resultados electorales para las Elecciones </w:t>
+        <w:t xml:space="preserve">Los datos personales proporcionados serán utilizados única y exclusivamente para gestionar el proceso de registro, acceso y uso del módulo especializado de visualización y análisis de resultados electorales para las Elecciones </w:t>
       </w:r>
       <w:r>
         <w:rPr>
@@ -272,23 +195,7 @@
           <w:sz w:val="21"/>
           <w:szCs w:val="21"/>
         </w:rPr>
-        <w:t xml:space="preserve"> 2026 implementado</w:t>
-      </w:r>
-      <w:r>
-        <w:rPr>
-          <w:rFonts w:ascii="Arial" w:hAnsi="Arial" w:cs="Arial"/>
-          <w:sz w:val="21"/>
-          <w:szCs w:val="21"/>
-        </w:rPr>
-        <w:t xml:space="preserve"> </w:t>
-      </w:r>
-      <w:r>
-        <w:rPr>
-          <w:rFonts w:ascii="Arial" w:hAnsi="Arial" w:cs="Arial"/>
-          <w:sz w:val="21"/>
-          <w:szCs w:val="21"/>
-        </w:rPr>
-        <w:t>por la ONPE.</w:t>
+        <w:t xml:space="preserve"> 2026 implementado por la ONPE.</w:t>
       </w:r>
     </w:p>
     <w:p>
@@ -329,55 +236,7 @@
           <w:sz w:val="21"/>
           <w:szCs w:val="21"/>
         </w:rPr>
-        <w:t>Los datos que serán objeto de tratamiento comprenden aquellos consignados en el</w:t>
-      </w:r>
-      <w:r>
-        <w:rPr>
-          <w:rFonts w:ascii="Arial" w:hAnsi="Arial" w:cs="Arial"/>
-          <w:sz w:val="21"/>
-          <w:szCs w:val="21"/>
-        </w:rPr>
-        <w:t xml:space="preserve"> </w:t>
-      </w:r>
-      <w:r>
-        <w:rPr>
-          <w:rFonts w:ascii="Arial" w:hAnsi="Arial" w:cs="Arial"/>
-          <w:sz w:val="21"/>
-          <w:szCs w:val="21"/>
-        </w:rPr>
-        <w:t>formulario de registro, tales como nombres y apellidos, documento de identidad,</w:t>
-      </w:r>
-      <w:r>
-        <w:rPr>
-          <w:rFonts w:ascii="Arial" w:hAnsi="Arial" w:cs="Arial"/>
-          <w:sz w:val="21"/>
-          <w:szCs w:val="21"/>
-        </w:rPr>
-        <w:t xml:space="preserve"> </w:t>
-      </w:r>
-      <w:r>
-        <w:rPr>
-          <w:rFonts w:ascii="Arial" w:hAnsi="Arial" w:cs="Arial"/>
-          <w:sz w:val="21"/>
-          <w:szCs w:val="21"/>
-        </w:rPr>
-        <w:t>organización a la que pertenece, correo electrónico, entre otros necesarios para la</w:t>
-      </w:r>
-      <w:r>
-        <w:rPr>
-          <w:rFonts w:ascii="Arial" w:hAnsi="Arial" w:cs="Arial"/>
-          <w:sz w:val="21"/>
-          <w:szCs w:val="21"/>
-        </w:rPr>
-        <w:t xml:space="preserve"> </w:t>
-      </w:r>
-      <w:r>
-        <w:rPr>
-          <w:rFonts w:ascii="Arial" w:hAnsi="Arial" w:cs="Arial"/>
-          <w:sz w:val="21"/>
-          <w:szCs w:val="21"/>
-        </w:rPr>
-        <w:t>finalidad señalada.</w:t>
+        <w:t>Los datos que serán objeto de tratamiento comprenden aquellos consignados en el formulario de registro, tales como nombres y apellidos, documento de identidad, organización a la que pertenece, correo electrónico, entre otros necesarios para la finalidad señalada.</w:t>
       </w:r>
     </w:p>
     <w:p>
@@ -450,23 +309,7 @@
           <w:sz w:val="21"/>
           <w:szCs w:val="21"/>
         </w:rPr>
-        <w:t xml:space="preserve"> de 2026,</w:t>
-      </w:r>
-      <w:r>
-        <w:rPr>
-          <w:rFonts w:ascii="Arial" w:hAnsi="Arial" w:cs="Arial"/>
-          <w:sz w:val="21"/>
-          <w:szCs w:val="21"/>
-        </w:rPr>
-        <w:t xml:space="preserve"> </w:t>
-      </w:r>
-      <w:r>
-        <w:rPr>
-          <w:rFonts w:ascii="Arial" w:hAnsi="Arial" w:cs="Arial"/>
-          <w:sz w:val="21"/>
-          <w:szCs w:val="21"/>
-        </w:rPr>
-        <w:t>luego de lo cual serán eliminados o anonimizados conforme a la normativa vigente.</w:t>
+        <w:t xml:space="preserve"> de 2026, luego de lo cual serán eliminados o anonimizados conforme a la normativa vigente.</w:t>
       </w:r>
     </w:p>
     <w:p>
@@ -507,55 +350,7 @@
           <w:sz w:val="21"/>
           <w:szCs w:val="21"/>
         </w:rPr>
-        <w:t>La ONPE se compromete a adoptar las medidas necesarias para garantizar la seguridad</w:t>
-      </w:r>
-      <w:r>
-        <w:rPr>
-          <w:rFonts w:ascii="Arial" w:hAnsi="Arial" w:cs="Arial"/>
-          <w:sz w:val="21"/>
-          <w:szCs w:val="21"/>
-        </w:rPr>
-        <w:t xml:space="preserve"> </w:t>
-      </w:r>
-      <w:r>
-        <w:rPr>
-          <w:rFonts w:ascii="Arial" w:hAnsi="Arial" w:cs="Arial"/>
-          <w:sz w:val="21"/>
-          <w:szCs w:val="21"/>
-        </w:rPr>
-        <w:t>y confidencialidad de los datos personales, evitando su alteración, pérdida,</w:t>
-      </w:r>
-      <w:r>
-        <w:rPr>
-          <w:rFonts w:ascii="Arial" w:hAnsi="Arial" w:cs="Arial"/>
-          <w:sz w:val="21"/>
-          <w:szCs w:val="21"/>
-        </w:rPr>
-        <w:t xml:space="preserve"> </w:t>
-      </w:r>
-      <w:r>
-        <w:rPr>
-          <w:rFonts w:ascii="Arial" w:hAnsi="Arial" w:cs="Arial"/>
-          <w:sz w:val="21"/>
-          <w:szCs w:val="21"/>
-        </w:rPr>
-        <w:t>tratamiento</w:t>
-      </w:r>
-      <w:r>
-        <w:rPr>
-          <w:rFonts w:ascii="Arial" w:hAnsi="Arial" w:cs="Arial"/>
-          <w:sz w:val="21"/>
-          <w:szCs w:val="21"/>
-        </w:rPr>
-        <w:t xml:space="preserve"> </w:t>
-      </w:r>
-      <w:r>
-        <w:rPr>
-          <w:rFonts w:ascii="Arial" w:hAnsi="Arial" w:cs="Arial"/>
-          <w:sz w:val="21"/>
-          <w:szCs w:val="21"/>
-        </w:rPr>
-        <w:t>o acceso no autorizado.</w:t>
+        <w:t>La ONPE se compromete a adoptar las medidas necesarias para garantizar la seguridad y confidencialidad de los datos personales, evitando su alteración, pérdida, tratamiento o acceso no autorizado.</w:t>
       </w:r>
     </w:p>
     <w:p>
@@ -574,31 +369,7 @@
           <w:sz w:val="21"/>
           <w:szCs w:val="21"/>
         </w:rPr>
-        <w:t>Si tiene alguna pregunta sobre el tratamiento de sus datos personales, puede</w:t>
-      </w:r>
-      <w:r>
-        <w:rPr>
-          <w:rFonts w:ascii="Arial" w:hAnsi="Arial" w:cs="Arial"/>
-          <w:sz w:val="21"/>
-          <w:szCs w:val="21"/>
-        </w:rPr>
-        <w:t xml:space="preserve"> </w:t>
-      </w:r>
-      <w:r>
-        <w:rPr>
-          <w:rFonts w:ascii="Arial" w:hAnsi="Arial" w:cs="Arial"/>
-          <w:sz w:val="21"/>
-          <w:szCs w:val="21"/>
-        </w:rPr>
-        <w:t>contactarse con la Subgerencia de Relaciones Interinstitucionales de la ONPE en</w:t>
-      </w:r>
-      <w:r>
-        <w:rPr>
-          <w:rFonts w:ascii="Arial" w:hAnsi="Arial" w:cs="Arial"/>
-          <w:sz w:val="21"/>
-          <w:szCs w:val="21"/>
-        </w:rPr>
-        <w:t xml:space="preserve"> </w:t>
+        <w:t xml:space="preserve">Si tiene alguna pregunta sobre el tratamiento de sus datos personales, puede contactarse con la Subgerencia de Relaciones Interinstitucionales de la ONPE en </w:t>
       </w:r>
       <w:hyperlink r:id="rId7" w:history="1">
         <w:r>
@@ -628,15 +399,7 @@
           <w:sz w:val="21"/>
           <w:szCs w:val="21"/>
         </w:rPr>
-        <w:t>_____________________________________________________________________</w:t>
-      </w:r>
-      <w:r>
-        <w:rPr>
-          <w:rFonts w:ascii="Arial" w:hAnsi="Arial" w:cs="Arial"/>
-          <w:sz w:val="21"/>
-          <w:szCs w:val="21"/>
-        </w:rPr>
-        <w:t>______</w:t>
+        <w:t>___________________________________________________________________________</w:t>
       </w:r>
     </w:p>
     <w:p>
@@ -655,39 +418,7 @@
           <w:sz w:val="21"/>
           <w:szCs w:val="21"/>
         </w:rPr>
-        <w:t>Declaro haber sido informado(a) sobre el tratamiento de mis datos personales y otorgo</w:t>
-      </w:r>
-      <w:r>
-        <w:rPr>
-          <w:rFonts w:ascii="Arial" w:hAnsi="Arial" w:cs="Arial"/>
-          <w:sz w:val="21"/>
-          <w:szCs w:val="21"/>
-        </w:rPr>
-        <w:t xml:space="preserve"> </w:t>
-      </w:r>
-      <w:r>
-        <w:rPr>
-          <w:rFonts w:ascii="Arial" w:hAnsi="Arial" w:cs="Arial"/>
-          <w:sz w:val="21"/>
-          <w:szCs w:val="21"/>
-        </w:rPr>
-        <w:t>mi consentimiento para su uso conforme a las finalidades descritas en el presente</w:t>
-      </w:r>
-      <w:r>
-        <w:rPr>
-          <w:rFonts w:ascii="Arial" w:hAnsi="Arial" w:cs="Arial"/>
-          <w:sz w:val="21"/>
-          <w:szCs w:val="21"/>
-        </w:rPr>
-        <w:t xml:space="preserve"> </w:t>
-      </w:r>
-      <w:r>
-        <w:rPr>
-          <w:rFonts w:ascii="Arial" w:hAnsi="Arial" w:cs="Arial"/>
-          <w:sz w:val="21"/>
-          <w:szCs w:val="21"/>
-        </w:rPr>
-        <w:t>documento.</w:t>
+        <w:t>Declaro haber sido informado(a) sobre el tratamiento de mis datos personales y otorgo mi consentimiento para su uso conforme a las finalidades descritas en el presente documento.</w:t>
       </w:r>
     </w:p>
     <w:p>
@@ -1508,6 +1239,7 @@
   <w:style w:type="character" w:default="1" w:styleId="Fuentedeprrafopredeter">
     <w:name w:val="Default Paragraph Font"/>
     <w:uiPriority w:val="1"/>
+    <w:semiHidden/>
     <w:unhideWhenUsed/>
   </w:style>
   <w:style w:type="table" w:default="1" w:styleId="Tablanormal">
